--- a/obsidian-history-vault-master/09 courses/UCSB/Sociology UCSB/Kevin Anderson/Marx Seminar/Notebook Marx Seminar October 2024-JM.docx
+++ b/obsidian-history-vault-master/09 courses/UCSB/Sociology UCSB/Kevin Anderson/Marx Seminar/Notebook Marx Seminar October 2024-JM.docx
@@ -456,7 +456,16 @@
           <w:sz w:val="22"/>
           <w:szCs w:val="22"/>
         </w:rPr>
-        <w:t xml:space="preserve"> the movement of con</w:t>
+        <w:t xml:space="preserve"> the movement of </w:t>
+      </w:r>
+      <w:proofErr w:type="gramStart"/>
+      <w:r>
+        <w:rPr>
+          <w:rFonts w:ascii="OCR A Extended" w:hAnsi="OCR A Extended"/>
+          <w:sz w:val="22"/>
+          <w:szCs w:val="22"/>
+        </w:rPr>
+        <w:t>con</w:t>
       </w:r>
       <w:r>
         <w:rPr>
@@ -465,7 +474,16 @@
           <w:szCs w:val="22"/>
         </w:rPr>
         <w:softHyphen/>
-        <w:t>sciousness, as every perspectivism is inconsistent with individualism as is opposed to every anthropocentrism, or state-centrism. In that sense, Marx</w:t>
+        <w:t>sciousness</w:t>
+      </w:r>
+      <w:proofErr w:type="gramEnd"/>
+      <w:r>
+        <w:rPr>
+          <w:rFonts w:ascii="OCR A Extended" w:hAnsi="OCR A Extended"/>
+          <w:sz w:val="22"/>
+          <w:szCs w:val="22"/>
+        </w:rPr>
+        <w:t>, as every perspectivism is inconsistent with individualism as is opposed to every anthropocentrism, or state-centrism. In that sense, Marx</w:t>
       </w:r>
       <w:r>
         <w:rPr>
@@ -936,25 +954,7 @@
           <w:sz w:val="22"/>
           <w:szCs w:val="22"/>
         </w:rPr>
-        <w:t xml:space="preserve">property [...] is independent of the amount of </w:t>
-      </w:r>
-      <w:proofErr w:type="spellStart"/>
-      <w:r>
-        <w:rPr>
-          <w:rFonts w:ascii="OCR A Extended" w:hAnsi="OCR A Extended"/>
-          <w:sz w:val="22"/>
-          <w:szCs w:val="22"/>
-        </w:rPr>
-        <w:t>labour</w:t>
-      </w:r>
-      <w:proofErr w:type="spellEnd"/>
-      <w:r>
-        <w:rPr>
-          <w:rFonts w:ascii="OCR A Extended" w:hAnsi="OCR A Extended"/>
-          <w:sz w:val="22"/>
-          <w:szCs w:val="22"/>
-        </w:rPr>
-        <w:t xml:space="preserve"> required to appropriate its useful qualities</w:t>
+        <w:t>property [...] is independent of the amount of labour required to appropriate its useful qualities</w:t>
       </w:r>
       <w:r>
         <w:rPr>
@@ -2159,25 +2159,7 @@
           <w:sz w:val="22"/>
           <w:szCs w:val="22"/>
         </w:rPr>
-        <w:t xml:space="preserve">As use-values, commodities differ above all in quality, while as exchange-values they can only differ in quantity, and therefore do not contain an atom of use-value. If then we disregard the use-value of commodities, only one property remains, that of being products of </w:t>
-      </w:r>
-      <w:proofErr w:type="spellStart"/>
-      <w:r>
-        <w:rPr>
-          <w:rFonts w:ascii="OCR A Extended" w:hAnsi="OCR A Extended"/>
-          <w:sz w:val="22"/>
-          <w:szCs w:val="22"/>
-        </w:rPr>
-        <w:t>labour</w:t>
-      </w:r>
-      <w:proofErr w:type="spellEnd"/>
-      <w:r>
-        <w:rPr>
-          <w:rFonts w:ascii="OCR A Extended" w:hAnsi="OCR A Extended"/>
-          <w:sz w:val="22"/>
-          <w:szCs w:val="22"/>
-        </w:rPr>
-        <w:t>.</w:t>
+        <w:t>As use-values, commodities differ above all in quality, while as exchange-values they can only differ in quantity, and therefore do not contain an atom of use-value. If then we disregard the use-value of commodities, only one property remains, that of being products of labour.</w:t>
       </w:r>
       <w:r>
         <w:rPr>
@@ -2503,7 +2485,6 @@
           <w:rFonts w:ascii="OCR A Extended" w:hAnsi="OCR A Extended"/>
           <w:sz w:val="22"/>
           <w:szCs w:val="22"/>
-          <w:lang w:val="es-PE"/>
         </w:rPr>
       </w:pPr>
       <w:r>
@@ -2520,61 +2501,7 @@
           <w:sz w:val="22"/>
           <w:szCs w:val="22"/>
         </w:rPr>
-        <w:t xml:space="preserve">With the disappearance of the useful character of the products of </w:t>
-      </w:r>
-      <w:proofErr w:type="spellStart"/>
-      <w:r>
-        <w:rPr>
-          <w:rFonts w:ascii="OCR A Extended" w:hAnsi="OCR A Extended"/>
-          <w:sz w:val="22"/>
-          <w:szCs w:val="22"/>
-        </w:rPr>
-        <w:t>labour</w:t>
-      </w:r>
-      <w:proofErr w:type="spellEnd"/>
-      <w:r>
-        <w:rPr>
-          <w:rFonts w:ascii="OCR A Extended" w:hAnsi="OCR A Extended"/>
-          <w:sz w:val="22"/>
-          <w:szCs w:val="22"/>
-        </w:rPr>
-        <w:t xml:space="preserve">, the useful character of the kinds of </w:t>
-      </w:r>
-      <w:proofErr w:type="spellStart"/>
-      <w:r>
-        <w:rPr>
-          <w:rFonts w:ascii="OCR A Extended" w:hAnsi="OCR A Extended"/>
-          <w:sz w:val="22"/>
-          <w:szCs w:val="22"/>
-        </w:rPr>
-        <w:t>labour</w:t>
-      </w:r>
-      <w:proofErr w:type="spellEnd"/>
-      <w:r>
-        <w:rPr>
-          <w:rFonts w:ascii="OCR A Extended" w:hAnsi="OCR A Extended"/>
-          <w:sz w:val="22"/>
-          <w:szCs w:val="22"/>
-        </w:rPr>
-        <w:t xml:space="preserve"> embodied in them also disappears; this in turn entails the disappearance of the different concrete forms of </w:t>
-      </w:r>
-      <w:proofErr w:type="spellStart"/>
-      <w:r>
-        <w:rPr>
-          <w:rFonts w:ascii="OCR A Extended" w:hAnsi="OCR A Extended"/>
-          <w:sz w:val="22"/>
-          <w:szCs w:val="22"/>
-        </w:rPr>
-        <w:t>labour</w:t>
-      </w:r>
-      <w:proofErr w:type="spellEnd"/>
-      <w:r>
-        <w:rPr>
-          <w:rFonts w:ascii="OCR A Extended" w:hAnsi="OCR A Extended"/>
-          <w:sz w:val="22"/>
-          <w:szCs w:val="22"/>
-        </w:rPr>
-        <w:t xml:space="preserve">. They can no longer be </w:t>
+        <w:t xml:space="preserve">With the disappearance of the useful character of the products of labour, the useful character of the kinds of labour embodied in them also disappears; this in turn entails the disappearance of the different concrete forms of labour. They can no longer be </w:t>
       </w:r>
       <w:proofErr w:type="gramStart"/>
       <w:r>
@@ -2601,43 +2528,7 @@
           <w:szCs w:val="22"/>
         </w:rPr>
         <w:lastRenderedPageBreak/>
-        <w:t xml:space="preserve">of </w:t>
-      </w:r>
-      <w:proofErr w:type="spellStart"/>
-      <w:r>
-        <w:rPr>
-          <w:rFonts w:ascii="OCR A Extended" w:hAnsi="OCR A Extended"/>
-          <w:sz w:val="22"/>
-          <w:szCs w:val="22"/>
-        </w:rPr>
-        <w:t>labour</w:t>
-      </w:r>
-      <w:proofErr w:type="spellEnd"/>
-      <w:r>
-        <w:rPr>
-          <w:rFonts w:ascii="OCR A Extended" w:hAnsi="OCR A Extended"/>
-          <w:sz w:val="22"/>
-          <w:szCs w:val="22"/>
-        </w:rPr>
-        <w:t xml:space="preserve">, human </w:t>
-      </w:r>
-      <w:proofErr w:type="spellStart"/>
-      <w:r>
-        <w:rPr>
-          <w:rFonts w:ascii="OCR A Extended" w:hAnsi="OCR A Extended"/>
-          <w:sz w:val="22"/>
-          <w:szCs w:val="22"/>
-        </w:rPr>
-        <w:t>labour</w:t>
-      </w:r>
-      <w:proofErr w:type="spellEnd"/>
-      <w:r>
-        <w:rPr>
-          <w:rFonts w:ascii="OCR A Extended" w:hAnsi="OCR A Extended"/>
-          <w:sz w:val="22"/>
-          <w:szCs w:val="22"/>
-        </w:rPr>
-        <w:t xml:space="preserve"> in the abstract.</w:t>
+        <w:t>of labour, human labour in the abstract.</w:t>
       </w:r>
       <w:r>
         <w:rPr>
@@ -2660,7 +2551,6 @@
           <w:rFonts w:ascii="OCR A Extended" w:hAnsi="OCR A Extended"/>
           <w:sz w:val="22"/>
           <w:szCs w:val="22"/>
-          <w:lang w:val="es-PE"/>
         </w:rPr>
       </w:pPr>
     </w:p>
@@ -2684,43 +2574,7 @@
           <w:sz w:val="22"/>
           <w:szCs w:val="22"/>
         </w:rPr>
-        <w:t xml:space="preserve">The treatment of </w:t>
-      </w:r>
-      <w:proofErr w:type="spellStart"/>
-      <w:r>
-        <w:rPr>
-          <w:rFonts w:ascii="OCR A Extended" w:hAnsi="OCR A Extended"/>
-          <w:sz w:val="22"/>
-          <w:szCs w:val="22"/>
-        </w:rPr>
-        <w:t>labour</w:t>
-      </w:r>
-      <w:proofErr w:type="spellEnd"/>
-      <w:r>
-        <w:rPr>
-          <w:rFonts w:ascii="OCR A Extended" w:hAnsi="OCR A Extended"/>
-          <w:sz w:val="22"/>
-          <w:szCs w:val="22"/>
-        </w:rPr>
-        <w:t xml:space="preserve"> as a quantity for exchange-values implies its alienation from its concrete activity or quality, reducing the activity (life) of the workers (humans) to mere mechanic and replaceable force consumed, realized as waged abstract </w:t>
-      </w:r>
-      <w:proofErr w:type="spellStart"/>
-      <w:r>
-        <w:rPr>
-          <w:rFonts w:ascii="OCR A Extended" w:hAnsi="OCR A Extended"/>
-          <w:sz w:val="22"/>
-          <w:szCs w:val="22"/>
-        </w:rPr>
-        <w:t>labour</w:t>
-      </w:r>
-      <w:proofErr w:type="spellEnd"/>
-      <w:r>
-        <w:rPr>
-          <w:rFonts w:ascii="OCR A Extended" w:hAnsi="OCR A Extended"/>
-          <w:sz w:val="22"/>
-          <w:szCs w:val="22"/>
-        </w:rPr>
-        <w:t xml:space="preserve"> expended during a certain amount of time.</w:t>
+        <w:t>The treatment of labour as a quantity for exchange-values implies its alienation from its concrete activity or quality, reducing the activity (life) of the workers (humans) to mere mechanic and replaceable force consumed, realized as waged abstract labour expended during a certain amount of time.</w:t>
       </w:r>
     </w:p>
     <w:p>
@@ -2766,25 +2620,7 @@
           <w:sz w:val="22"/>
           <w:szCs w:val="22"/>
         </w:rPr>
-        <w:t xml:space="preserve">All these things now tell -us is that human </w:t>
-      </w:r>
-      <w:proofErr w:type="spellStart"/>
-      <w:r>
-        <w:rPr>
-          <w:rFonts w:ascii="OCR A Extended" w:hAnsi="OCR A Extended"/>
-          <w:sz w:val="22"/>
-          <w:szCs w:val="22"/>
-        </w:rPr>
-        <w:t>labour</w:t>
-      </w:r>
-      <w:proofErr w:type="spellEnd"/>
-      <w:r>
-        <w:rPr>
-          <w:rFonts w:ascii="OCR A Extended" w:hAnsi="OCR A Extended"/>
-          <w:sz w:val="22"/>
-          <w:szCs w:val="22"/>
-        </w:rPr>
-        <w:t xml:space="preserve">-power has been expended to </w:t>
+        <w:t xml:space="preserve">All these things now tell -us is that human labour-power has been expended to </w:t>
       </w:r>
       <w:r>
         <w:rPr>
@@ -2809,25 +2645,7 @@
           <w:szCs w:val="22"/>
         </w:rPr>
         <w:softHyphen/>
-        <w:t xml:space="preserve">duce them, human </w:t>
-      </w:r>
-      <w:proofErr w:type="spellStart"/>
-      <w:r>
-        <w:rPr>
-          <w:rFonts w:ascii="OCR A Extended" w:hAnsi="OCR A Extended"/>
-          <w:sz w:val="22"/>
-          <w:szCs w:val="22"/>
-        </w:rPr>
-        <w:t>labour</w:t>
-      </w:r>
-      <w:proofErr w:type="spellEnd"/>
-      <w:r>
-        <w:rPr>
-          <w:rFonts w:ascii="OCR A Extended" w:hAnsi="OCR A Extended"/>
-          <w:sz w:val="22"/>
-          <w:szCs w:val="22"/>
-        </w:rPr>
-        <w:t xml:space="preserve"> is accumulated in them. As crystals of this social substance, which is common to them all, they are values - commodity values [</w:t>
+        <w:t>duce them, human labour is accumulated in them. As crystals of this social substance, which is common to them all, they are values - commodity values [</w:t>
       </w:r>
       <w:proofErr w:type="spellStart"/>
       <w:r>
@@ -2909,25 +2727,7 @@
           <w:sz w:val="22"/>
           <w:szCs w:val="22"/>
         </w:rPr>
-        <w:t xml:space="preserve"> the social relation of waged </w:t>
-      </w:r>
-      <w:proofErr w:type="spellStart"/>
-      <w:r>
-        <w:rPr>
-          <w:rFonts w:ascii="OCR A Extended" w:hAnsi="OCR A Extended"/>
-          <w:sz w:val="22"/>
-          <w:szCs w:val="22"/>
-        </w:rPr>
-        <w:t>labour</w:t>
-      </w:r>
-      <w:proofErr w:type="spellEnd"/>
-      <w:r>
-        <w:rPr>
-          <w:rFonts w:ascii="OCR A Extended" w:hAnsi="OCR A Extended"/>
-          <w:sz w:val="22"/>
-          <w:szCs w:val="22"/>
-        </w:rPr>
-        <w:t xml:space="preserve"> as the social form of the exchange-</w:t>
+        <w:t xml:space="preserve"> the social relation of waged labour as the social form of the exchange-</w:t>
       </w:r>
       <w:r>
         <w:rPr>
@@ -2936,25 +2736,7 @@
           <w:szCs w:val="22"/>
         </w:rPr>
         <w:softHyphen/>
-        <w:t xml:space="preserve">value. Waged abstract </w:t>
-      </w:r>
-      <w:proofErr w:type="spellStart"/>
-      <w:r>
-        <w:rPr>
-          <w:rFonts w:ascii="OCR A Extended" w:hAnsi="OCR A Extended"/>
-          <w:sz w:val="22"/>
-          <w:szCs w:val="22"/>
-        </w:rPr>
-        <w:t>labour</w:t>
-      </w:r>
-      <w:proofErr w:type="spellEnd"/>
-      <w:r>
-        <w:rPr>
-          <w:rFonts w:ascii="OCR A Extended" w:hAnsi="OCR A Extended"/>
-          <w:sz w:val="22"/>
-          <w:szCs w:val="22"/>
-        </w:rPr>
-        <w:t xml:space="preserve"> appears then, as the common social substance of all commodity values, while completely unrelated to the physical properties of the use-</w:t>
+        <w:t>value. Waged abstract labour appears then, as the common social substance of all commodity values, while completely unrelated to the physical properties of the use-</w:t>
       </w:r>
       <w:r>
         <w:rPr>
@@ -2963,43 +2745,7 @@
           <w:szCs w:val="22"/>
         </w:rPr>
         <w:softHyphen/>
-        <w:t xml:space="preserve">values and to the concrete human </w:t>
-      </w:r>
-      <w:proofErr w:type="spellStart"/>
-      <w:r>
-        <w:rPr>
-          <w:rFonts w:ascii="OCR A Extended" w:hAnsi="OCR A Extended"/>
-          <w:sz w:val="22"/>
-          <w:szCs w:val="22"/>
-        </w:rPr>
-        <w:t>labour</w:t>
-      </w:r>
-      <w:proofErr w:type="spellEnd"/>
-      <w:r>
-        <w:rPr>
-          <w:rFonts w:ascii="OCR A Extended" w:hAnsi="OCR A Extended"/>
-          <w:sz w:val="22"/>
-          <w:szCs w:val="22"/>
-        </w:rPr>
-        <w:t xml:space="preserve"> involved in the production of a certain quantity of commodity values as values for common exchange. In that sense, abstract </w:t>
-      </w:r>
-      <w:proofErr w:type="spellStart"/>
-      <w:r>
-        <w:rPr>
-          <w:rFonts w:ascii="OCR A Extended" w:hAnsi="OCR A Extended"/>
-          <w:sz w:val="22"/>
-          <w:szCs w:val="22"/>
-        </w:rPr>
-        <w:t>labour</w:t>
-      </w:r>
-      <w:proofErr w:type="spellEnd"/>
-      <w:r>
-        <w:rPr>
-          <w:rFonts w:ascii="OCR A Extended" w:hAnsi="OCR A Extended"/>
-          <w:sz w:val="22"/>
-          <w:szCs w:val="22"/>
-        </w:rPr>
-        <w:t xml:space="preserve"> is a relation of exchange-value, that is </w:t>
+        <w:t xml:space="preserve">values and to the concrete human labour involved in the production of a certain quantity of commodity values as values for common exchange. In that sense, abstract labour is a relation of exchange-value, that is </w:t>
       </w:r>
       <w:proofErr w:type="gramStart"/>
       <w:r>
@@ -3017,7 +2763,25 @@
           <w:sz w:val="22"/>
           <w:szCs w:val="22"/>
         </w:rPr>
-        <w:t xml:space="preserve"> among the total of exchange-values.</w:t>
+        <w:t xml:space="preserve"> among the </w:t>
+      </w:r>
+      <w:proofErr w:type="gramStart"/>
+      <w:r>
+        <w:rPr>
+          <w:rFonts w:ascii="OCR A Extended" w:hAnsi="OCR A Extended"/>
+          <w:sz w:val="22"/>
+          <w:szCs w:val="22"/>
+        </w:rPr>
+        <w:t>total of</w:t>
+      </w:r>
+      <w:proofErr w:type="gramEnd"/>
+      <w:r>
+        <w:rPr>
+          <w:rFonts w:ascii="OCR A Extended" w:hAnsi="OCR A Extended"/>
+          <w:sz w:val="22"/>
+          <w:szCs w:val="22"/>
+        </w:rPr>
+        <w:t xml:space="preserve"> exchange-values.</w:t>
       </w:r>
     </w:p>
     <w:p>
@@ -3046,37 +2810,1660 @@
     <w:p>
       <w:pPr>
         <w:pStyle w:val="Cuerpodeltexto0"/>
-        <w:pBdr>
-          <w:bottom w:val="single" w:sz="4" w:space="0" w:color="auto"/>
-        </w:pBdr>
-        <w:jc w:val="both"/>
-        <w:rPr>
-          <w:rFonts w:ascii="OCR A Extended" w:hAnsi="OCR A Extended"/>
-          <w:sz w:val="22"/>
-          <w:szCs w:val="22"/>
-        </w:rPr>
-      </w:pPr>
-    </w:p>
-    <w:p>
-      <w:pPr>
-        <w:pStyle w:val="Cuerpodeltexto0"/>
-        <w:pBdr>
-          <w:bottom w:val="single" w:sz="4" w:space="0" w:color="auto"/>
-        </w:pBdr>
-        <w:jc w:val="both"/>
-        <w:rPr>
-          <w:rFonts w:ascii="OCR A Extended" w:hAnsi="OCR A Extended"/>
-          <w:sz w:val="22"/>
-          <w:szCs w:val="22"/>
-        </w:rPr>
-      </w:pPr>
-    </w:p>
-    <w:p>
-      <w:pPr>
-        <w:pStyle w:val="Cuerpodeltexto0"/>
-        <w:pBdr>
-          <w:bottom w:val="single" w:sz="4" w:space="0" w:color="auto"/>
-        </w:pBdr>
+        <w:tabs>
+          <w:tab w:val="left" w:pos="437"/>
+        </w:tabs>
+        <w:ind w:firstLine="0"/>
+        <w:jc w:val="both"/>
+        <w:rPr>
+          <w:rFonts w:ascii="OCR A Extended" w:hAnsi="OCR A Extended"/>
+          <w:sz w:val="22"/>
+          <w:szCs w:val="22"/>
+        </w:rPr>
+      </w:pPr>
+    </w:p>
+    <w:p>
+      <w:pPr>
+        <w:pStyle w:val="Cuerpodeltexto0"/>
+        <w:tabs>
+          <w:tab w:val="left" w:pos="437"/>
+        </w:tabs>
+        <w:ind w:firstLine="0"/>
+        <w:jc w:val="both"/>
+        <w:rPr>
+          <w:rFonts w:ascii="OCR A Extended" w:hAnsi="OCR A Extended"/>
+          <w:sz w:val="22"/>
+          <w:szCs w:val="22"/>
+        </w:rPr>
+      </w:pPr>
+    </w:p>
+    <w:p>
+      <w:pPr>
+        <w:pStyle w:val="Cuerpodeltexto0"/>
+        <w:tabs>
+          <w:tab w:val="left" w:pos="437"/>
+        </w:tabs>
+        <w:ind w:firstLine="0"/>
+        <w:jc w:val="both"/>
+        <w:rPr>
+          <w:rFonts w:ascii="OCR A Extended" w:hAnsi="OCR A Extended"/>
+          <w:sz w:val="22"/>
+          <w:szCs w:val="22"/>
+        </w:rPr>
+      </w:pPr>
+    </w:p>
+    <w:p>
+      <w:pPr>
+        <w:pStyle w:val="Cuerpodeltexto0"/>
+        <w:tabs>
+          <w:tab w:val="left" w:pos="437"/>
+        </w:tabs>
+        <w:ind w:firstLine="0"/>
+        <w:jc w:val="both"/>
+        <w:rPr>
+          <w:rFonts w:ascii="OCR A Extended" w:hAnsi="OCR A Extended"/>
+          <w:sz w:val="22"/>
+          <w:szCs w:val="22"/>
+        </w:rPr>
+      </w:pPr>
+    </w:p>
+    <w:p>
+      <w:pPr>
+        <w:pStyle w:val="Cuerpodeltexto0"/>
+        <w:tabs>
+          <w:tab w:val="left" w:pos="437"/>
+        </w:tabs>
+        <w:ind w:firstLine="0"/>
+        <w:jc w:val="both"/>
+        <w:rPr>
+          <w:rFonts w:ascii="OCR A Extended" w:hAnsi="OCR A Extended"/>
+          <w:sz w:val="22"/>
+          <w:szCs w:val="22"/>
+        </w:rPr>
+      </w:pPr>
+    </w:p>
+    <w:p>
+      <w:pPr>
+        <w:pStyle w:val="Cuerpodeltexto0"/>
+        <w:tabs>
+          <w:tab w:val="left" w:pos="437"/>
+        </w:tabs>
+        <w:ind w:firstLine="0"/>
+        <w:jc w:val="both"/>
+        <w:rPr>
+          <w:rFonts w:ascii="OCR A Extended" w:hAnsi="OCR A Extended"/>
+          <w:sz w:val="22"/>
+          <w:szCs w:val="22"/>
+        </w:rPr>
+      </w:pPr>
+    </w:p>
+    <w:p>
+      <w:pPr>
+        <w:pStyle w:val="Cuerpodeltexto0"/>
+        <w:tabs>
+          <w:tab w:val="left" w:pos="437"/>
+        </w:tabs>
+        <w:ind w:firstLine="0"/>
+        <w:jc w:val="both"/>
+        <w:rPr>
+          <w:rFonts w:ascii="OCR A Extended" w:hAnsi="OCR A Extended"/>
+          <w:sz w:val="22"/>
+          <w:szCs w:val="22"/>
+        </w:rPr>
+      </w:pPr>
+    </w:p>
+    <w:p>
+      <w:pPr>
+        <w:pStyle w:val="Cuerpodeltexto0"/>
+        <w:tabs>
+          <w:tab w:val="left" w:pos="437"/>
+        </w:tabs>
+        <w:ind w:firstLine="0"/>
+        <w:jc w:val="both"/>
+        <w:rPr>
+          <w:rFonts w:ascii="OCR A Extended" w:hAnsi="OCR A Extended"/>
+          <w:sz w:val="22"/>
+          <w:szCs w:val="22"/>
+        </w:rPr>
+      </w:pPr>
+    </w:p>
+    <w:p>
+      <w:pPr>
+        <w:pStyle w:val="Cuerpodeltexto0"/>
+        <w:tabs>
+          <w:tab w:val="left" w:pos="437"/>
+        </w:tabs>
+        <w:ind w:firstLine="0"/>
+        <w:jc w:val="both"/>
+        <w:rPr>
+          <w:rFonts w:ascii="OCR A Extended" w:hAnsi="OCR A Extended"/>
+          <w:sz w:val="22"/>
+          <w:szCs w:val="22"/>
+        </w:rPr>
+      </w:pPr>
+    </w:p>
+    <w:p>
+      <w:pPr>
+        <w:pStyle w:val="Cuerpodeltexto0"/>
+        <w:tabs>
+          <w:tab w:val="left" w:pos="437"/>
+        </w:tabs>
+        <w:ind w:firstLine="0"/>
+        <w:jc w:val="both"/>
+        <w:rPr>
+          <w:rFonts w:ascii="OCR A Extended" w:hAnsi="OCR A Extended"/>
+          <w:sz w:val="22"/>
+          <w:szCs w:val="22"/>
+        </w:rPr>
+      </w:pPr>
+    </w:p>
+    <w:p>
+      <w:pPr>
+        <w:pStyle w:val="Cuerpodeltexto0"/>
+        <w:tabs>
+          <w:tab w:val="left" w:pos="437"/>
+        </w:tabs>
+        <w:ind w:firstLine="0"/>
+        <w:jc w:val="both"/>
+        <w:rPr>
+          <w:rFonts w:ascii="OCR A Extended" w:hAnsi="OCR A Extended"/>
+          <w:sz w:val="22"/>
+          <w:szCs w:val="22"/>
+        </w:rPr>
+      </w:pPr>
+    </w:p>
+    <w:p>
+      <w:pPr>
+        <w:pStyle w:val="Cuerpodeltexto0"/>
+        <w:tabs>
+          <w:tab w:val="left" w:pos="437"/>
+        </w:tabs>
+        <w:ind w:firstLine="0"/>
+        <w:jc w:val="both"/>
+        <w:rPr>
+          <w:rFonts w:ascii="OCR A Extended" w:hAnsi="OCR A Extended"/>
+          <w:sz w:val="22"/>
+          <w:szCs w:val="22"/>
+        </w:rPr>
+      </w:pPr>
+    </w:p>
+    <w:p>
+      <w:pPr>
+        <w:pStyle w:val="Cuerpodeltexto0"/>
+        <w:tabs>
+          <w:tab w:val="left" w:pos="437"/>
+        </w:tabs>
+        <w:ind w:firstLine="0"/>
+        <w:jc w:val="both"/>
+        <w:rPr>
+          <w:rFonts w:ascii="OCR A Extended" w:hAnsi="OCR A Extended"/>
+          <w:sz w:val="22"/>
+          <w:szCs w:val="22"/>
+        </w:rPr>
+      </w:pPr>
+    </w:p>
+    <w:p>
+      <w:pPr>
+        <w:pStyle w:val="Cuerpodeltexto0"/>
+        <w:tabs>
+          <w:tab w:val="left" w:pos="437"/>
+        </w:tabs>
+        <w:ind w:firstLine="0"/>
+        <w:jc w:val="both"/>
+        <w:rPr>
+          <w:rFonts w:ascii="OCR A Extended" w:hAnsi="OCR A Extended"/>
+          <w:sz w:val="22"/>
+          <w:szCs w:val="22"/>
+        </w:rPr>
+      </w:pPr>
+    </w:p>
+    <w:p>
+      <w:pPr>
+        <w:pStyle w:val="Cuerpodeltexto0"/>
+        <w:tabs>
+          <w:tab w:val="left" w:pos="437"/>
+        </w:tabs>
+        <w:ind w:firstLine="0"/>
+        <w:jc w:val="both"/>
+        <w:rPr>
+          <w:rFonts w:ascii="OCR A Extended" w:hAnsi="OCR A Extended"/>
+          <w:sz w:val="22"/>
+          <w:szCs w:val="22"/>
+        </w:rPr>
+      </w:pPr>
+    </w:p>
+    <w:p>
+      <w:pPr>
+        <w:pStyle w:val="Cuerpodeltexto0"/>
+        <w:tabs>
+          <w:tab w:val="left" w:pos="437"/>
+        </w:tabs>
+        <w:ind w:firstLine="0"/>
+        <w:jc w:val="both"/>
+        <w:rPr>
+          <w:rFonts w:ascii="OCR A Extended" w:hAnsi="OCR A Extended"/>
+          <w:sz w:val="22"/>
+          <w:szCs w:val="22"/>
+        </w:rPr>
+      </w:pPr>
+    </w:p>
+    <w:p>
+      <w:pPr>
+        <w:pStyle w:val="Cuerpodeltexto0"/>
+        <w:tabs>
+          <w:tab w:val="left" w:pos="437"/>
+        </w:tabs>
+        <w:ind w:firstLine="0"/>
+        <w:jc w:val="both"/>
+        <w:rPr>
+          <w:rFonts w:ascii="OCR A Extended" w:hAnsi="OCR A Extended"/>
+          <w:sz w:val="22"/>
+          <w:szCs w:val="22"/>
+        </w:rPr>
+      </w:pPr>
+    </w:p>
+    <w:p>
+      <w:pPr>
+        <w:pStyle w:val="Cuerpodeltexto0"/>
+        <w:tabs>
+          <w:tab w:val="left" w:pos="437"/>
+        </w:tabs>
+        <w:ind w:firstLine="0"/>
+        <w:jc w:val="both"/>
+        <w:rPr>
+          <w:rFonts w:ascii="OCR A Extended" w:hAnsi="OCR A Extended"/>
+          <w:sz w:val="22"/>
+          <w:szCs w:val="22"/>
+        </w:rPr>
+      </w:pPr>
+    </w:p>
+    <w:p>
+      <w:pPr>
+        <w:pStyle w:val="Cuerpodeltexto0"/>
+        <w:tabs>
+          <w:tab w:val="left" w:pos="437"/>
+        </w:tabs>
+        <w:ind w:firstLine="0"/>
+        <w:jc w:val="both"/>
+        <w:rPr>
+          <w:rFonts w:ascii="OCR A Extended" w:hAnsi="OCR A Extended"/>
+          <w:sz w:val="22"/>
+          <w:szCs w:val="22"/>
+        </w:rPr>
+      </w:pPr>
+    </w:p>
+    <w:p>
+      <w:pPr>
+        <w:pStyle w:val="Cuerpodeltexto0"/>
+        <w:tabs>
+          <w:tab w:val="left" w:pos="437"/>
+        </w:tabs>
+        <w:ind w:firstLine="0"/>
+        <w:jc w:val="both"/>
+        <w:rPr>
+          <w:rFonts w:ascii="OCR A Extended" w:hAnsi="OCR A Extended"/>
+          <w:sz w:val="22"/>
+          <w:szCs w:val="22"/>
+        </w:rPr>
+      </w:pPr>
+    </w:p>
+    <w:p>
+      <w:pPr>
+        <w:pStyle w:val="Cuerpodeltexto0"/>
+        <w:tabs>
+          <w:tab w:val="left" w:pos="437"/>
+        </w:tabs>
+        <w:ind w:firstLine="0"/>
+        <w:jc w:val="both"/>
+        <w:rPr>
+          <w:rFonts w:ascii="OCR A Extended" w:hAnsi="OCR A Extended"/>
+          <w:sz w:val="22"/>
+          <w:szCs w:val="22"/>
+        </w:rPr>
+      </w:pPr>
+    </w:p>
+    <w:p>
+      <w:pPr>
+        <w:pStyle w:val="Cuerpodeltexto0"/>
+        <w:tabs>
+          <w:tab w:val="left" w:pos="437"/>
+        </w:tabs>
+        <w:ind w:firstLine="0"/>
+        <w:jc w:val="both"/>
+        <w:rPr>
+          <w:rFonts w:ascii="OCR A Extended" w:hAnsi="OCR A Extended"/>
+          <w:sz w:val="22"/>
+          <w:szCs w:val="22"/>
+        </w:rPr>
+      </w:pPr>
+    </w:p>
+    <w:p>
+      <w:pPr>
+        <w:pStyle w:val="Cuerpodeltexto0"/>
+        <w:tabs>
+          <w:tab w:val="left" w:pos="437"/>
+        </w:tabs>
+        <w:ind w:firstLine="0"/>
+        <w:jc w:val="both"/>
+        <w:rPr>
+          <w:rFonts w:ascii="OCR A Extended" w:hAnsi="OCR A Extended"/>
+          <w:sz w:val="22"/>
+          <w:szCs w:val="22"/>
+        </w:rPr>
+      </w:pPr>
+    </w:p>
+    <w:p>
+      <w:pPr>
+        <w:pStyle w:val="Cuerpodeltexto0"/>
+        <w:tabs>
+          <w:tab w:val="left" w:pos="437"/>
+        </w:tabs>
+        <w:ind w:firstLine="0"/>
+        <w:jc w:val="both"/>
+        <w:rPr>
+          <w:rFonts w:ascii="OCR A Extended" w:hAnsi="OCR A Extended"/>
+          <w:sz w:val="22"/>
+          <w:szCs w:val="22"/>
+        </w:rPr>
+      </w:pPr>
+    </w:p>
+    <w:p>
+      <w:pPr>
+        <w:pStyle w:val="Cuerpodeltexto0"/>
+        <w:tabs>
+          <w:tab w:val="left" w:pos="437"/>
+        </w:tabs>
+        <w:spacing w:line="480" w:lineRule="auto"/>
+        <w:ind w:firstLine="0"/>
+        <w:jc w:val="both"/>
+        <w:rPr>
+          <w:rFonts w:ascii="OCR A Extended" w:hAnsi="OCR A Extended"/>
+          <w:sz w:val="22"/>
+          <w:szCs w:val="22"/>
+        </w:rPr>
+      </w:pPr>
+      <w:r>
+        <w:rPr>
+          <w:rFonts w:ascii="OCR A Extended" w:hAnsi="OCR A Extended"/>
+          <w:sz w:val="22"/>
+          <w:szCs w:val="22"/>
+        </w:rPr>
+        <w:lastRenderedPageBreak/>
+        <w:t>Outline for Tuesday October 22</w:t>
+      </w:r>
+      <w:r>
+        <w:rPr>
+          <w:rFonts w:ascii="OCR A Extended" w:hAnsi="OCR A Extended"/>
+          <w:sz w:val="22"/>
+          <w:szCs w:val="22"/>
+          <w:vertAlign w:val="superscript"/>
+        </w:rPr>
+        <w:t>nd</w:t>
+      </w:r>
+      <w:r>
+        <w:rPr>
+          <w:rFonts w:ascii="OCR A Extended" w:hAnsi="OCR A Extended"/>
+          <w:sz w:val="22"/>
+          <w:szCs w:val="22"/>
+        </w:rPr>
+        <w:t xml:space="preserve"> presentation on</w:t>
+      </w:r>
+      <w:r>
+        <w:rPr>
+          <w:rFonts w:ascii="OCR A Extended" w:hAnsi="OCR A Extended"/>
+          <w:sz w:val="22"/>
+          <w:szCs w:val="22"/>
+        </w:rPr>
+        <w:t xml:space="preserve"> </w:t>
+      </w:r>
+      <w:r>
+        <w:rPr>
+          <w:rFonts w:ascii="OCR A Extended" w:hAnsi="OCR A Extended"/>
+          <w:sz w:val="22"/>
+          <w:szCs w:val="22"/>
+        </w:rPr>
+        <w:t xml:space="preserve">Karl Marx, </w:t>
+      </w:r>
+      <w:r>
+        <w:rPr>
+          <w:rFonts w:ascii="OCR A Extended" w:hAnsi="OCR A Extended"/>
+          <w:sz w:val="22"/>
+          <w:szCs w:val="22"/>
+        </w:rPr>
+        <w:t xml:space="preserve">Capital Vol.1. Chapter </w:t>
+      </w:r>
+      <w:r>
+        <w:rPr>
+          <w:rFonts w:ascii="OCR A Extended" w:hAnsi="OCR A Extended"/>
+          <w:sz w:val="22"/>
+          <w:szCs w:val="22"/>
+        </w:rPr>
+        <w:t>2</w:t>
+      </w:r>
+      <w:r>
+        <w:rPr>
+          <w:rFonts w:ascii="OCR A Extended" w:hAnsi="OCR A Extended"/>
+          <w:sz w:val="22"/>
+          <w:szCs w:val="22"/>
+        </w:rPr>
+        <w:t>. The</w:t>
+      </w:r>
+      <w:r>
+        <w:rPr>
+          <w:rFonts w:ascii="OCR A Extended" w:hAnsi="OCR A Extended"/>
+          <w:sz w:val="22"/>
+          <w:szCs w:val="22"/>
+        </w:rPr>
+        <w:t xml:space="preserve"> Process of Exchange</w:t>
+      </w:r>
+    </w:p>
+    <w:p>
+      <w:pPr>
+        <w:pStyle w:val="Cuerpodeltexto0"/>
+        <w:tabs>
+          <w:tab w:val="left" w:pos="437"/>
+        </w:tabs>
+        <w:spacing w:line="480" w:lineRule="auto"/>
+        <w:ind w:firstLine="0"/>
+        <w:jc w:val="both"/>
+        <w:rPr>
+          <w:rFonts w:ascii="OCR A Extended" w:hAnsi="OCR A Extended"/>
+          <w:sz w:val="22"/>
+          <w:szCs w:val="22"/>
+        </w:rPr>
+      </w:pPr>
+    </w:p>
+    <w:p>
+      <w:pPr>
+        <w:pStyle w:val="Cuerpodeltexto0"/>
+        <w:tabs>
+          <w:tab w:val="left" w:pos="437"/>
+        </w:tabs>
+        <w:spacing w:line="480" w:lineRule="auto"/>
+        <w:jc w:val="both"/>
+        <w:rPr>
+          <w:rFonts w:ascii="OCR A Extended" w:hAnsi="OCR A Extended"/>
+          <w:sz w:val="22"/>
+          <w:szCs w:val="22"/>
+        </w:rPr>
+      </w:pPr>
+      <w:r>
+        <w:rPr>
+          <w:rFonts w:ascii="OCR A Extended" w:hAnsi="OCR A Extended"/>
+          <w:sz w:val="22"/>
+          <w:szCs w:val="22"/>
+        </w:rPr>
+        <w:t xml:space="preserve">As Marx explained before, the process of exchange is different than the production of capital (Marx [1939]1973, 86,89). The unity of the whole process of capital is not possible without forgetting the determinations </w:t>
+      </w:r>
+      <w:r>
+        <w:rPr>
+          <w:rFonts w:ascii="OCR A Extended" w:hAnsi="OCR A Extended"/>
+          <w:sz w:val="22"/>
+          <w:szCs w:val="22"/>
+        </w:rPr>
+        <w:t>on which</w:t>
+      </w:r>
+      <w:r>
+        <w:rPr>
+          <w:rFonts w:ascii="OCR A Extended" w:hAnsi="OCR A Extended"/>
+          <w:sz w:val="22"/>
+          <w:szCs w:val="22"/>
+        </w:rPr>
+        <w:t xml:space="preserve"> developed its singularity, its concreteness.</w:t>
+      </w:r>
+    </w:p>
+    <w:p>
+      <w:pPr>
+        <w:pStyle w:val="Cuerpodeltexto0"/>
+        <w:tabs>
+          <w:tab w:val="left" w:pos="437"/>
+        </w:tabs>
+        <w:spacing w:line="480" w:lineRule="auto"/>
+        <w:jc w:val="both"/>
+        <w:rPr>
+          <w:rFonts w:ascii="OCR A Extended" w:hAnsi="OCR A Extended"/>
+          <w:sz w:val="22"/>
+          <w:szCs w:val="22"/>
+        </w:rPr>
+      </w:pPr>
+    </w:p>
+    <w:p>
+      <w:pPr>
+        <w:pStyle w:val="Cuerpodeltexto0"/>
+        <w:tabs>
+          <w:tab w:val="left" w:pos="437"/>
+        </w:tabs>
+        <w:spacing w:line="480" w:lineRule="auto"/>
+        <w:jc w:val="both"/>
+        <w:rPr>
+          <w:rFonts w:ascii="OCR A Extended" w:hAnsi="OCR A Extended"/>
+          <w:sz w:val="22"/>
+          <w:szCs w:val="22"/>
+        </w:rPr>
+      </w:pPr>
+      <w:r>
+        <w:rPr>
+          <w:rFonts w:ascii="OCR A Extended" w:hAnsi="OCR A Extended"/>
+          <w:sz w:val="22"/>
+          <w:szCs w:val="22"/>
+        </w:rPr>
+        <w:t xml:space="preserve">Exchange relations of transference between commodities and money are determined by the social movement of capital at which formalize the distribution quantities of the appropriated value of production as surplus value into profit, </w:t>
+      </w:r>
+      <w:proofErr w:type="gramStart"/>
+      <w:r>
+        <w:rPr>
+          <w:rFonts w:ascii="OCR A Extended" w:hAnsi="OCR A Extended"/>
+          <w:sz w:val="22"/>
+          <w:szCs w:val="22"/>
+        </w:rPr>
+        <w:t>when  profit</w:t>
+      </w:r>
+      <w:proofErr w:type="gramEnd"/>
+      <w:r>
+        <w:rPr>
+          <w:rFonts w:ascii="OCR A Extended" w:hAnsi="OCR A Extended"/>
+          <w:sz w:val="22"/>
+          <w:szCs w:val="22"/>
+        </w:rPr>
+        <w:t xml:space="preserve"> is absolutely formed in money capital.</w:t>
+      </w:r>
+    </w:p>
+    <w:p>
+      <w:pPr>
+        <w:pStyle w:val="Cuerpodeltexto0"/>
+        <w:tabs>
+          <w:tab w:val="left" w:pos="437"/>
+        </w:tabs>
+        <w:spacing w:line="480" w:lineRule="auto"/>
+        <w:jc w:val="both"/>
+        <w:rPr>
+          <w:rFonts w:ascii="OCR A Extended" w:hAnsi="OCR A Extended"/>
+          <w:sz w:val="22"/>
+          <w:szCs w:val="22"/>
+        </w:rPr>
+      </w:pPr>
+    </w:p>
+    <w:p>
+      <w:pPr>
+        <w:pStyle w:val="Cuerpodeltexto0"/>
+        <w:tabs>
+          <w:tab w:val="left" w:pos="437"/>
+        </w:tabs>
+        <w:spacing w:line="480" w:lineRule="auto"/>
+        <w:jc w:val="both"/>
+        <w:rPr>
+          <w:rFonts w:ascii="OCR A Extended" w:hAnsi="OCR A Extended"/>
+          <w:sz w:val="22"/>
+          <w:szCs w:val="22"/>
+        </w:rPr>
+      </w:pPr>
+      <w:r>
+        <w:rPr>
+          <w:rFonts w:ascii="OCR A Extended" w:hAnsi="OCR A Extended"/>
+          <w:sz w:val="22"/>
+          <w:szCs w:val="22"/>
+        </w:rPr>
+        <w:t xml:space="preserve">If the result of an exchange returns to the worker a salary </w:t>
+      </w:r>
+      <w:proofErr w:type="spellStart"/>
+      <w:proofErr w:type="gramStart"/>
+      <w:r>
+        <w:rPr>
+          <w:rFonts w:ascii="OCR A Extended" w:hAnsi="OCR A Extended"/>
+          <w:sz w:val="22"/>
+          <w:szCs w:val="22"/>
+        </w:rPr>
+        <w:t>payed</w:t>
+      </w:r>
+      <w:proofErr w:type="spellEnd"/>
+      <w:proofErr w:type="gramEnd"/>
+      <w:r>
+        <w:rPr>
+          <w:rFonts w:ascii="OCR A Extended" w:hAnsi="OCR A Extended"/>
+          <w:sz w:val="22"/>
+          <w:szCs w:val="22"/>
+        </w:rPr>
+        <w:t xml:space="preserve"> in form of products of labour, a particular mode of circulation is differentiated from the concreteness of the mode of circulation in which the universal equivalent, which is gold, exists as exchange-value relative to the exchange-value of all the commodities, used in all the relations of exchange at certain scale.</w:t>
+      </w:r>
+    </w:p>
+    <w:p>
+      <w:pPr>
+        <w:pStyle w:val="Cuerpodeltexto0"/>
+        <w:tabs>
+          <w:tab w:val="left" w:pos="437"/>
+        </w:tabs>
+        <w:spacing w:line="480" w:lineRule="auto"/>
+        <w:jc w:val="both"/>
+        <w:rPr>
+          <w:rFonts w:ascii="OCR A Extended" w:hAnsi="OCR A Extended"/>
+          <w:sz w:val="22"/>
+          <w:szCs w:val="22"/>
+        </w:rPr>
+      </w:pPr>
+    </w:p>
+    <w:p>
+      <w:pPr>
+        <w:pStyle w:val="Cuerpodeltexto0"/>
+        <w:tabs>
+          <w:tab w:val="left" w:pos="437"/>
+        </w:tabs>
+        <w:spacing w:line="480" w:lineRule="auto"/>
+        <w:jc w:val="both"/>
+        <w:rPr>
+          <w:rFonts w:ascii="OCR A Extended" w:hAnsi="OCR A Extended"/>
+          <w:sz w:val="22"/>
+          <w:szCs w:val="22"/>
+        </w:rPr>
+      </w:pPr>
+      <w:r>
+        <w:rPr>
+          <w:rFonts w:ascii="OCR A Extended" w:hAnsi="OCR A Extended"/>
+          <w:sz w:val="22"/>
+          <w:szCs w:val="22"/>
+        </w:rPr>
+        <w:t xml:space="preserve">The exchange may reflect the amounts of </w:t>
+      </w:r>
+      <w:proofErr w:type="gramStart"/>
+      <w:r>
+        <w:rPr>
+          <w:rFonts w:ascii="OCR A Extended" w:hAnsi="OCR A Extended"/>
+          <w:sz w:val="22"/>
+          <w:szCs w:val="22"/>
+        </w:rPr>
+        <w:t>commodity</w:t>
+      </w:r>
+      <w:proofErr w:type="gramEnd"/>
+      <w:r>
+        <w:rPr>
+          <w:rFonts w:ascii="OCR A Extended" w:hAnsi="OCR A Extended"/>
+          <w:sz w:val="22"/>
+          <w:szCs w:val="22"/>
+        </w:rPr>
+        <w:t xml:space="preserve"> will be sold for certain amount of money. The determinations of exchange occur during the delivery of commodities and its correspondent movement of money-capital, between the transition C-M'(commodity to augmented money or profit). Formalizing the distribution of capital </w:t>
+      </w:r>
+      <w:proofErr w:type="gramStart"/>
+      <w:r>
+        <w:rPr>
+          <w:rFonts w:ascii="OCR A Extended" w:hAnsi="OCR A Extended"/>
+          <w:sz w:val="22"/>
+          <w:szCs w:val="22"/>
+        </w:rPr>
+        <w:t>between</w:t>
+      </w:r>
+      <w:proofErr w:type="gramEnd"/>
+      <w:r>
+        <w:rPr>
+          <w:rFonts w:ascii="OCR A Extended" w:hAnsi="OCR A Extended"/>
+          <w:sz w:val="22"/>
+          <w:szCs w:val="22"/>
+        </w:rPr>
+        <w:t xml:space="preserve"> who lives by wages, who by </w:t>
+      </w:r>
+      <w:r>
+        <w:rPr>
+          <w:rFonts w:ascii="OCR A Extended" w:hAnsi="OCR A Extended"/>
+          <w:sz w:val="22"/>
+          <w:szCs w:val="22"/>
+        </w:rPr>
+        <w:lastRenderedPageBreak/>
+        <w:t xml:space="preserve">rent, who by profit, and in that manner determining the </w:t>
+      </w:r>
+      <w:proofErr w:type="gramStart"/>
+      <w:r>
+        <w:rPr>
+          <w:rFonts w:ascii="OCR A Extended" w:hAnsi="OCR A Extended"/>
+          <w:sz w:val="22"/>
+          <w:szCs w:val="22"/>
+        </w:rPr>
+        <w:t>particular exchange</w:t>
+      </w:r>
+      <w:proofErr w:type="gramEnd"/>
+      <w:r>
+        <w:rPr>
+          <w:rFonts w:ascii="OCR A Extended" w:hAnsi="OCR A Extended"/>
+          <w:sz w:val="22"/>
+          <w:szCs w:val="22"/>
+        </w:rPr>
+        <w:t xml:space="preserve"> modes. The concreteness of the form in which capital moves, its social movement, if the exchange-value (</w:t>
+      </w:r>
+      <w:proofErr w:type="spellStart"/>
+      <w:r>
+        <w:rPr>
+          <w:rFonts w:ascii="OCR A Extended" w:hAnsi="OCR A Extended"/>
+          <w:sz w:val="22"/>
+          <w:szCs w:val="22"/>
+        </w:rPr>
+        <w:t>e.v.</w:t>
+      </w:r>
+      <w:proofErr w:type="spellEnd"/>
+      <w:proofErr w:type="gramStart"/>
+      <w:r>
+        <w:rPr>
+          <w:rFonts w:ascii="OCR A Extended" w:hAnsi="OCR A Extended"/>
+          <w:sz w:val="22"/>
+          <w:szCs w:val="22"/>
+        </w:rPr>
+        <w:t>) x</w:t>
+      </w:r>
+      <w:proofErr w:type="gramEnd"/>
+      <w:r>
+        <w:rPr>
+          <w:rFonts w:ascii="OCR A Extended" w:hAnsi="OCR A Extended"/>
+          <w:sz w:val="22"/>
+          <w:szCs w:val="22"/>
+        </w:rPr>
+        <w:t xml:space="preserve"> brought by the bearer (b.) </w:t>
+      </w:r>
+      <w:proofErr w:type="gramStart"/>
+      <w:r>
+        <w:rPr>
+          <w:rFonts w:ascii="OCR A Extended" w:hAnsi="OCR A Extended"/>
+          <w:sz w:val="22"/>
+          <w:szCs w:val="22"/>
+        </w:rPr>
+        <w:t>A,  x</w:t>
+      </w:r>
+      <w:proofErr w:type="gramEnd"/>
+      <w:r>
+        <w:rPr>
+          <w:rFonts w:ascii="OCR A Extended" w:hAnsi="OCR A Extended"/>
+          <w:sz w:val="22"/>
+          <w:szCs w:val="22"/>
+        </w:rPr>
+        <w:t xml:space="preserve">(A)=y(B)/z(C) is validly exchanged as an exchange-value, it is because the distribution determined by the organic composition of capital: c/v. </w:t>
+      </w:r>
+    </w:p>
+    <w:p>
+      <w:pPr>
+        <w:pStyle w:val="Cuerpodeltexto0"/>
+        <w:tabs>
+          <w:tab w:val="left" w:pos="437"/>
+        </w:tabs>
+        <w:spacing w:line="480" w:lineRule="auto"/>
+        <w:jc w:val="both"/>
+        <w:rPr>
+          <w:rFonts w:ascii="OCR A Extended" w:hAnsi="OCR A Extended"/>
+          <w:sz w:val="22"/>
+          <w:szCs w:val="22"/>
+        </w:rPr>
+      </w:pPr>
+    </w:p>
+    <w:p>
+      <w:pPr>
+        <w:pStyle w:val="Cuerpodeltexto0"/>
+        <w:tabs>
+          <w:tab w:val="left" w:pos="437"/>
+        </w:tabs>
+        <w:spacing w:line="480" w:lineRule="auto"/>
+        <w:jc w:val="both"/>
+        <w:rPr>
+          <w:rFonts w:ascii="OCR A Extended" w:hAnsi="OCR A Extended"/>
+          <w:sz w:val="22"/>
+          <w:szCs w:val="22"/>
+        </w:rPr>
+      </w:pPr>
+      <w:r>
+        <w:rPr>
+          <w:rFonts w:ascii="OCR A Extended" w:hAnsi="OCR A Extended"/>
+          <w:sz w:val="22"/>
+          <w:szCs w:val="22"/>
+        </w:rPr>
+        <w:t>"Distribution determines the relation in which products fall to individuals (the amount); exchange determines the product[s] in which the individual demands the portion allotted to him by distribution. Thus production, distribution, exchange and consumption form a regular syllogism; production is the generality, distribution and exchange the particularity and consumption the singularity in which the whole is joined together" [...]. Production is determined by general natural laws, distribution by social accident, and the latter may therefore promote production to a greater or lesser extent; exchange stands between the two as formal social movement; and the concluding act, consumption, which is conceived not only as a terminal point but also as an end-in-itself, actually belongs outside economics except in so far as it reacts in turn on the point of departure and initiates the whole process anew." (Marx [1939]1973, 89).</w:t>
+      </w:r>
+    </w:p>
+    <w:p>
+      <w:pPr>
+        <w:pStyle w:val="Cuerpodeltexto0"/>
+        <w:tabs>
+          <w:tab w:val="left" w:pos="437"/>
+        </w:tabs>
+        <w:spacing w:line="480" w:lineRule="auto"/>
+        <w:jc w:val="both"/>
+        <w:rPr>
+          <w:rFonts w:ascii="OCR A Extended" w:hAnsi="OCR A Extended"/>
+          <w:sz w:val="22"/>
+          <w:szCs w:val="22"/>
+        </w:rPr>
+      </w:pPr>
+    </w:p>
+    <w:p>
+      <w:pPr>
+        <w:pStyle w:val="Cuerpodeltexto0"/>
+        <w:tabs>
+          <w:tab w:val="left" w:pos="437"/>
+        </w:tabs>
+        <w:spacing w:line="480" w:lineRule="auto"/>
+        <w:ind w:firstLine="0"/>
+        <w:jc w:val="both"/>
+        <w:rPr>
+          <w:rFonts w:ascii="OCR A Extended" w:hAnsi="OCR A Extended"/>
+          <w:sz w:val="22"/>
+          <w:szCs w:val="22"/>
+        </w:rPr>
+      </w:pPr>
+      <w:r>
+        <w:rPr>
+          <w:rFonts w:ascii="OCR A Extended" w:hAnsi="OCR A Extended"/>
+          <w:sz w:val="22"/>
+          <w:szCs w:val="22"/>
+        </w:rPr>
+        <w:t>The determinations of the commodity-capital as such Werden/</w:t>
+      </w:r>
+      <w:proofErr w:type="gramStart"/>
+      <w:r>
+        <w:rPr>
+          <w:rFonts w:ascii="OCR A Extended" w:hAnsi="OCR A Extended"/>
+          <w:sz w:val="22"/>
+          <w:szCs w:val="22"/>
+        </w:rPr>
+        <w:t>footnote{</w:t>
+      </w:r>
+      <w:proofErr w:type="gramEnd"/>
+      <w:r>
+        <w:rPr>
+          <w:rFonts w:ascii="OCR A Extended" w:hAnsi="OCR A Extended"/>
+          <w:sz w:val="22"/>
+          <w:szCs w:val="22"/>
+        </w:rPr>
+        <w:t xml:space="preserve">Werden: becoming.} in exchange, as particular formations, precisely, formalizing the distribution of the total production outcome in a concrete branch o given by the </w:t>
+      </w:r>
+      <w:r>
+        <w:rPr>
+          <w:rFonts w:ascii="OCR A Extended" w:hAnsi="OCR A Extended"/>
+          <w:sz w:val="22"/>
+          <w:szCs w:val="22"/>
+        </w:rPr>
+        <w:lastRenderedPageBreak/>
+        <w:t xml:space="preserve">its circulation, on the corresponding forms: money-capital or commodity-capital, depending. </w:t>
+      </w:r>
+      <w:proofErr w:type="gramStart"/>
+      <w:r>
+        <w:rPr>
+          <w:rFonts w:ascii="OCR A Extended" w:hAnsi="OCR A Extended"/>
+          <w:sz w:val="22"/>
+          <w:szCs w:val="22"/>
+        </w:rPr>
+        <w:t>if</w:t>
+      </w:r>
+      <w:proofErr w:type="gramEnd"/>
+      <w:r>
+        <w:rPr>
+          <w:rFonts w:ascii="OCR A Extended" w:hAnsi="OCR A Extended"/>
+          <w:sz w:val="22"/>
+          <w:szCs w:val="22"/>
+        </w:rPr>
+        <w:t xml:space="preserve"> who is exchanging is the worker offering nothing more than its living force as a commodity the distribution will imply a certain amount of advanced labour time on one side and certain amount of the total capital</w:t>
+      </w:r>
+    </w:p>
+    <w:p>
+      <w:pPr>
+        <w:pStyle w:val="Cuerpodeltexto0"/>
+        <w:tabs>
+          <w:tab w:val="left" w:pos="437"/>
+        </w:tabs>
+        <w:spacing w:line="480" w:lineRule="auto"/>
+        <w:ind w:firstLine="0"/>
+        <w:jc w:val="both"/>
+        <w:rPr>
+          <w:rFonts w:ascii="OCR A Extended" w:hAnsi="OCR A Extended"/>
+          <w:sz w:val="22"/>
+          <w:szCs w:val="22"/>
+        </w:rPr>
+      </w:pPr>
+    </w:p>
+    <w:p>
+      <w:pPr>
+        <w:pStyle w:val="Cuerpodeltexto0"/>
+        <w:tabs>
+          <w:tab w:val="left" w:pos="437"/>
+        </w:tabs>
+        <w:spacing w:line="480" w:lineRule="auto"/>
+        <w:ind w:firstLine="0"/>
+        <w:jc w:val="both"/>
+        <w:rPr>
+          <w:rFonts w:ascii="OCR A Extended" w:hAnsi="OCR A Extended"/>
+          <w:sz w:val="22"/>
+          <w:szCs w:val="22"/>
+        </w:rPr>
+      </w:pPr>
+    </w:p>
+    <w:p>
+      <w:pPr>
+        <w:pStyle w:val="Cuerpodeltexto0"/>
+        <w:tabs>
+          <w:tab w:val="left" w:pos="437"/>
+        </w:tabs>
+        <w:spacing w:line="480" w:lineRule="auto"/>
+        <w:ind w:firstLine="0"/>
+        <w:jc w:val="both"/>
+        <w:rPr>
+          <w:rFonts w:ascii="OCR A Extended" w:hAnsi="OCR A Extended"/>
+          <w:sz w:val="22"/>
+          <w:szCs w:val="22"/>
+        </w:rPr>
+      </w:pPr>
+    </w:p>
+    <w:p>
+      <w:pPr>
+        <w:pStyle w:val="Cuerpodeltexto0"/>
+        <w:tabs>
+          <w:tab w:val="left" w:pos="437"/>
+        </w:tabs>
+        <w:spacing w:line="480" w:lineRule="auto"/>
+        <w:ind w:firstLine="0"/>
+        <w:jc w:val="both"/>
+        <w:rPr>
+          <w:rFonts w:ascii="OCR A Extended" w:hAnsi="OCR A Extended"/>
+          <w:sz w:val="22"/>
+          <w:szCs w:val="22"/>
+        </w:rPr>
+      </w:pPr>
+    </w:p>
+    <w:p>
+      <w:pPr>
+        <w:pStyle w:val="Cuerpodeltexto0"/>
+        <w:tabs>
+          <w:tab w:val="left" w:pos="437"/>
+        </w:tabs>
+        <w:spacing w:line="480" w:lineRule="auto"/>
+        <w:ind w:firstLine="0"/>
+        <w:jc w:val="both"/>
+        <w:rPr>
+          <w:rFonts w:ascii="OCR A Extended" w:hAnsi="OCR A Extended"/>
+          <w:sz w:val="22"/>
+          <w:szCs w:val="22"/>
+        </w:rPr>
+      </w:pPr>
+    </w:p>
+    <w:p>
+      <w:pPr>
+        <w:pStyle w:val="Cuerpodeltexto0"/>
+        <w:tabs>
+          <w:tab w:val="left" w:pos="437"/>
+        </w:tabs>
+        <w:spacing w:line="480" w:lineRule="auto"/>
+        <w:ind w:firstLine="0"/>
+        <w:jc w:val="both"/>
+        <w:rPr>
+          <w:rFonts w:ascii="OCR A Extended" w:hAnsi="OCR A Extended"/>
+          <w:sz w:val="22"/>
+          <w:szCs w:val="22"/>
+        </w:rPr>
+      </w:pPr>
+    </w:p>
+    <w:p>
+      <w:pPr>
+        <w:pStyle w:val="Cuerpodeltexto0"/>
+        <w:tabs>
+          <w:tab w:val="left" w:pos="437"/>
+        </w:tabs>
+        <w:spacing w:line="480" w:lineRule="auto"/>
+        <w:ind w:firstLine="0"/>
+        <w:jc w:val="both"/>
+        <w:rPr>
+          <w:rFonts w:ascii="OCR A Extended" w:hAnsi="OCR A Extended"/>
+          <w:sz w:val="22"/>
+          <w:szCs w:val="22"/>
+        </w:rPr>
+      </w:pPr>
+    </w:p>
+    <w:p>
+      <w:pPr>
+        <w:pStyle w:val="Cuerpodeltexto0"/>
+        <w:tabs>
+          <w:tab w:val="left" w:pos="437"/>
+        </w:tabs>
+        <w:spacing w:line="480" w:lineRule="auto"/>
+        <w:ind w:firstLine="0"/>
+        <w:jc w:val="both"/>
+        <w:rPr>
+          <w:rFonts w:ascii="OCR A Extended" w:hAnsi="OCR A Extended"/>
+          <w:sz w:val="22"/>
+          <w:szCs w:val="22"/>
+        </w:rPr>
+      </w:pPr>
+    </w:p>
+    <w:p>
+      <w:pPr>
+        <w:pStyle w:val="Cuerpodeltexto0"/>
+        <w:tabs>
+          <w:tab w:val="left" w:pos="437"/>
+        </w:tabs>
+        <w:spacing w:line="480" w:lineRule="auto"/>
+        <w:ind w:firstLine="0"/>
+        <w:jc w:val="both"/>
+        <w:rPr>
+          <w:rFonts w:ascii="OCR A Extended" w:hAnsi="OCR A Extended"/>
+          <w:sz w:val="22"/>
+          <w:szCs w:val="22"/>
+        </w:rPr>
+      </w:pPr>
+    </w:p>
+    <w:p>
+      <w:pPr>
+        <w:pStyle w:val="Cuerpodeltexto0"/>
+        <w:tabs>
+          <w:tab w:val="left" w:pos="437"/>
+        </w:tabs>
+        <w:spacing w:line="480" w:lineRule="auto"/>
+        <w:ind w:firstLine="0"/>
+        <w:jc w:val="both"/>
+        <w:rPr>
+          <w:rFonts w:ascii="OCR A Extended" w:hAnsi="OCR A Extended"/>
+          <w:sz w:val="22"/>
+          <w:szCs w:val="22"/>
+        </w:rPr>
+      </w:pPr>
+    </w:p>
+    <w:p>
+      <w:pPr>
+        <w:pStyle w:val="Cuerpodeltexto0"/>
+        <w:tabs>
+          <w:tab w:val="left" w:pos="437"/>
+        </w:tabs>
+        <w:spacing w:line="480" w:lineRule="auto"/>
+        <w:ind w:firstLine="0"/>
+        <w:jc w:val="both"/>
+        <w:rPr>
+          <w:rFonts w:ascii="OCR A Extended" w:hAnsi="OCR A Extended"/>
+          <w:sz w:val="22"/>
+          <w:szCs w:val="22"/>
+        </w:rPr>
+      </w:pPr>
+    </w:p>
+    <w:p>
+      <w:pPr>
+        <w:pStyle w:val="Cuerpodeltexto0"/>
+        <w:tabs>
+          <w:tab w:val="left" w:pos="437"/>
+        </w:tabs>
+        <w:spacing w:line="480" w:lineRule="auto"/>
+        <w:ind w:firstLine="0"/>
+        <w:jc w:val="both"/>
+        <w:rPr>
+          <w:rFonts w:ascii="OCR A Extended" w:hAnsi="OCR A Extended"/>
+          <w:sz w:val="22"/>
+          <w:szCs w:val="22"/>
+        </w:rPr>
+      </w:pPr>
+    </w:p>
+    <w:p>
+      <w:pPr>
+        <w:pStyle w:val="Cuerpodeltexto0"/>
+        <w:tabs>
+          <w:tab w:val="left" w:pos="437"/>
+        </w:tabs>
+        <w:spacing w:line="480" w:lineRule="auto"/>
+        <w:ind w:firstLine="0"/>
+        <w:jc w:val="both"/>
+        <w:rPr>
+          <w:rFonts w:ascii="OCR A Extended" w:hAnsi="OCR A Extended"/>
+          <w:sz w:val="22"/>
+          <w:szCs w:val="22"/>
+        </w:rPr>
+      </w:pPr>
+    </w:p>
+    <w:p>
+      <w:pPr>
+        <w:pStyle w:val="Cuerpodeltexto0"/>
+        <w:tabs>
+          <w:tab w:val="left" w:pos="437"/>
+        </w:tabs>
+        <w:spacing w:line="480" w:lineRule="auto"/>
+        <w:ind w:firstLine="0"/>
+        <w:jc w:val="both"/>
+        <w:rPr>
+          <w:rFonts w:ascii="OCR A Extended" w:hAnsi="OCR A Extended"/>
+          <w:sz w:val="22"/>
+          <w:szCs w:val="22"/>
+        </w:rPr>
+      </w:pPr>
+    </w:p>
+    <w:p>
+      <w:pPr>
+        <w:pStyle w:val="Cuerpodeltexto0"/>
+        <w:tabs>
+          <w:tab w:val="left" w:pos="437"/>
+        </w:tabs>
+        <w:spacing w:line="480" w:lineRule="auto"/>
+        <w:ind w:firstLine="0"/>
+        <w:jc w:val="both"/>
+        <w:rPr>
+          <w:rFonts w:ascii="OCR A Extended" w:hAnsi="OCR A Extended"/>
+          <w:sz w:val="22"/>
+          <w:szCs w:val="22"/>
+        </w:rPr>
+      </w:pPr>
+    </w:p>
+    <w:p>
+      <w:pPr>
+        <w:pStyle w:val="Cuerpodeltexto0"/>
+        <w:tabs>
+          <w:tab w:val="left" w:pos="437"/>
+        </w:tabs>
+        <w:spacing w:line="480" w:lineRule="auto"/>
+        <w:ind w:firstLine="0"/>
+        <w:jc w:val="both"/>
+        <w:rPr>
+          <w:rFonts w:ascii="OCR A Extended" w:hAnsi="OCR A Extended"/>
+          <w:sz w:val="22"/>
+          <w:szCs w:val="22"/>
+        </w:rPr>
+      </w:pPr>
+    </w:p>
+    <w:p>
+      <w:pPr>
+        <w:pStyle w:val="Cuerpodeltexto0"/>
+        <w:tabs>
+          <w:tab w:val="left" w:pos="437"/>
+        </w:tabs>
+        <w:spacing w:line="480" w:lineRule="auto"/>
+        <w:ind w:firstLine="0"/>
+        <w:jc w:val="both"/>
+        <w:rPr>
+          <w:rFonts w:ascii="OCR A Extended" w:hAnsi="OCR A Extended"/>
+          <w:sz w:val="22"/>
+          <w:szCs w:val="22"/>
+        </w:rPr>
+      </w:pPr>
+    </w:p>
+    <w:p>
+      <w:pPr>
+        <w:pStyle w:val="Cuerpodeltexto0"/>
+        <w:tabs>
+          <w:tab w:val="left" w:pos="437"/>
+        </w:tabs>
+        <w:spacing w:line="480" w:lineRule="auto"/>
+        <w:ind w:firstLine="0"/>
+        <w:jc w:val="both"/>
+        <w:rPr>
+          <w:rFonts w:ascii="OCR A Extended" w:hAnsi="OCR A Extended"/>
+          <w:sz w:val="22"/>
+          <w:szCs w:val="22"/>
+        </w:rPr>
+      </w:pPr>
+    </w:p>
+    <w:p>
+      <w:pPr>
+        <w:pStyle w:val="Cuerpodeltexto0"/>
+        <w:tabs>
+          <w:tab w:val="left" w:pos="437"/>
+        </w:tabs>
+        <w:spacing w:line="480" w:lineRule="auto"/>
+        <w:ind w:firstLine="0"/>
+        <w:jc w:val="both"/>
+        <w:rPr>
+          <w:rFonts w:ascii="OCR A Extended" w:hAnsi="OCR A Extended"/>
+          <w:sz w:val="22"/>
+          <w:szCs w:val="22"/>
+        </w:rPr>
+      </w:pPr>
+    </w:p>
+    <w:p>
+      <w:pPr>
+        <w:pStyle w:val="Cuerpodeltexto0"/>
+        <w:tabs>
+          <w:tab w:val="left" w:pos="437"/>
+        </w:tabs>
+        <w:spacing w:line="480" w:lineRule="auto"/>
+        <w:ind w:firstLine="0"/>
+        <w:jc w:val="both"/>
+        <w:rPr>
+          <w:rFonts w:ascii="OCR A Extended" w:hAnsi="OCR A Extended"/>
+          <w:sz w:val="22"/>
+          <w:szCs w:val="22"/>
+        </w:rPr>
+      </w:pPr>
+    </w:p>
+    <w:p>
+      <w:pPr>
+        <w:pStyle w:val="Cuerpodeltexto0"/>
+        <w:tabs>
+          <w:tab w:val="left" w:pos="437"/>
+        </w:tabs>
+        <w:spacing w:line="480" w:lineRule="auto"/>
+        <w:ind w:firstLine="0"/>
+        <w:jc w:val="both"/>
+        <w:rPr>
+          <w:rFonts w:ascii="OCR A Extended" w:hAnsi="OCR A Extended"/>
+          <w:sz w:val="22"/>
+          <w:szCs w:val="22"/>
+        </w:rPr>
+      </w:pPr>
+    </w:p>
+    <w:p>
+      <w:pPr>
+        <w:pStyle w:val="Cuerpodeltexto0"/>
+        <w:tabs>
+          <w:tab w:val="left" w:pos="437"/>
+        </w:tabs>
+        <w:spacing w:line="480" w:lineRule="auto"/>
+        <w:ind w:firstLine="0"/>
+        <w:jc w:val="both"/>
+        <w:rPr>
+          <w:rFonts w:ascii="OCR A Extended" w:hAnsi="OCR A Extended"/>
+          <w:sz w:val="22"/>
+          <w:szCs w:val="22"/>
+        </w:rPr>
+      </w:pPr>
+    </w:p>
+    <w:p>
+      <w:pPr>
+        <w:pStyle w:val="Cuerpodeltexto0"/>
+        <w:tabs>
+          <w:tab w:val="left" w:pos="437"/>
+        </w:tabs>
+        <w:spacing w:line="480" w:lineRule="auto"/>
+        <w:ind w:firstLine="0"/>
+        <w:jc w:val="both"/>
+        <w:rPr>
+          <w:rFonts w:ascii="OCR A Extended" w:hAnsi="OCR A Extended"/>
+          <w:sz w:val="22"/>
+          <w:szCs w:val="22"/>
+        </w:rPr>
+      </w:pPr>
+    </w:p>
+    <w:p>
+      <w:pPr>
+        <w:pStyle w:val="Cuerpodeltexto0"/>
+        <w:tabs>
+          <w:tab w:val="left" w:pos="437"/>
+        </w:tabs>
+        <w:spacing w:line="480" w:lineRule="auto"/>
+        <w:ind w:firstLine="0"/>
+        <w:jc w:val="both"/>
+        <w:rPr>
+          <w:rFonts w:ascii="OCR A Extended" w:hAnsi="OCR A Extended"/>
+          <w:sz w:val="22"/>
+          <w:szCs w:val="22"/>
+        </w:rPr>
+      </w:pPr>
+      <w:r>
+        <w:rPr>
+          <w:rFonts w:ascii="OCR A Extended" w:hAnsi="OCR A Extended"/>
+          <w:sz w:val="22"/>
+          <w:szCs w:val="22"/>
+        </w:rPr>
+        <w:lastRenderedPageBreak/>
+        <w:t>What Marx is showing at the beginning of Chapter 2. (p. 178-179), with the recognition of the egocentric individual of the bourgeoisie society in the singular category of bearer, calling attention to the alienation of the same individual that is the burgher, to believe that is, really, the owner of value.</w:t>
+      </w:r>
+    </w:p>
+    <w:p>
+      <w:pPr>
+        <w:pStyle w:val="Cuerpodeltexto0"/>
+        <w:tabs>
+          <w:tab w:val="left" w:pos="437"/>
+        </w:tabs>
+        <w:spacing w:line="480" w:lineRule="auto"/>
+        <w:ind w:firstLine="0"/>
+        <w:jc w:val="both"/>
+        <w:rPr>
+          <w:rFonts w:ascii="OCR A Extended" w:hAnsi="OCR A Extended"/>
+          <w:sz w:val="22"/>
+          <w:szCs w:val="22"/>
+        </w:rPr>
+      </w:pPr>
+    </w:p>
+    <w:p>
+      <w:pPr>
+        <w:pStyle w:val="Cuerpodeltexto0"/>
+        <w:tabs>
+          <w:tab w:val="left" w:pos="437"/>
+        </w:tabs>
+        <w:spacing w:line="480" w:lineRule="auto"/>
+        <w:ind w:firstLine="0"/>
+        <w:jc w:val="both"/>
+        <w:rPr>
+          <w:rFonts w:ascii="OCR A Extended" w:hAnsi="OCR A Extended"/>
+          <w:sz w:val="22"/>
+          <w:szCs w:val="22"/>
+        </w:rPr>
+      </w:pPr>
+      <w:r>
+        <w:rPr>
+          <w:rFonts w:ascii="OCR A Extended" w:hAnsi="OCR A Extended"/>
+          <w:sz w:val="22"/>
+          <w:szCs w:val="22"/>
+        </w:rPr>
+        <w:t>The</w:t>
+      </w:r>
+      <w:r>
+        <w:rPr>
+          <w:rFonts w:ascii="OCR A Extended" w:hAnsi="OCR A Extended"/>
+          <w:sz w:val="22"/>
+          <w:szCs w:val="22"/>
+        </w:rPr>
+        <w:t xml:space="preserve"> </w:t>
+      </w:r>
+      <w:r>
+        <w:rPr>
+          <w:rFonts w:ascii="OCR A Extended" w:hAnsi="OCR A Extended"/>
+          <w:sz w:val="22"/>
+          <w:szCs w:val="22"/>
+        </w:rPr>
+        <w:t xml:space="preserve">bearer </w:t>
+      </w:r>
+      <w:r>
+        <w:rPr>
+          <w:rFonts w:ascii="OCR A Extended" w:hAnsi="OCR A Extended"/>
+          <w:sz w:val="22"/>
+          <w:szCs w:val="22"/>
+        </w:rPr>
+        <w:t>appears</w:t>
+      </w:r>
+      <w:r>
+        <w:rPr>
+          <w:rFonts w:ascii="OCR A Extended" w:hAnsi="OCR A Extended"/>
+          <w:sz w:val="22"/>
+          <w:szCs w:val="22"/>
+        </w:rPr>
+        <w:t xml:space="preserve"> a</w:t>
+      </w:r>
+      <w:r>
+        <w:rPr>
+          <w:rFonts w:ascii="OCR A Extended" w:hAnsi="OCR A Extended"/>
+          <w:sz w:val="22"/>
+          <w:szCs w:val="22"/>
+        </w:rPr>
+        <w:t>s</w:t>
+      </w:r>
+      <w:r>
+        <w:rPr>
+          <w:rFonts w:ascii="OCR A Extended" w:hAnsi="OCR A Extended"/>
+          <w:sz w:val="22"/>
+          <w:szCs w:val="22"/>
+        </w:rPr>
+        <w:t xml:space="preserve"> </w:t>
+      </w:r>
+      <w:r>
+        <w:rPr>
+          <w:rFonts w:ascii="OCR A Extended" w:hAnsi="OCR A Extended"/>
+          <w:sz w:val="22"/>
+          <w:szCs w:val="22"/>
+        </w:rPr>
+        <w:t xml:space="preserve">a </w:t>
+      </w:r>
+      <w:r>
+        <w:rPr>
+          <w:rFonts w:ascii="OCR A Extended" w:hAnsi="OCR A Extended"/>
+          <w:sz w:val="22"/>
+          <w:szCs w:val="22"/>
+        </w:rPr>
+        <w:t>means</w:t>
+      </w:r>
+      <w:r>
+        <w:rPr>
+          <w:rFonts w:ascii="OCR A Extended" w:hAnsi="OCR A Extended"/>
+          <w:sz w:val="22"/>
+          <w:szCs w:val="22"/>
+        </w:rPr>
+        <w:t xml:space="preserve"> for the social movement of commodit</w:t>
+      </w:r>
+      <w:r>
+        <w:rPr>
+          <w:rFonts w:ascii="OCR A Extended" w:hAnsi="OCR A Extended"/>
+          <w:sz w:val="22"/>
+          <w:szCs w:val="22"/>
+        </w:rPr>
+        <w:t>ies</w:t>
+      </w:r>
+      <w:r>
+        <w:rPr>
+          <w:rFonts w:ascii="OCR A Extended" w:hAnsi="OCR A Extended"/>
+          <w:sz w:val="22"/>
+          <w:szCs w:val="22"/>
+        </w:rPr>
+        <w:t xml:space="preserve"> </w:t>
+      </w:r>
+      <w:r>
+        <w:rPr>
+          <w:rFonts w:ascii="OCR A Extended" w:hAnsi="OCR A Extended"/>
+          <w:sz w:val="22"/>
+          <w:szCs w:val="22"/>
+        </w:rPr>
+        <w:t xml:space="preserve">transitioning </w:t>
+      </w:r>
+      <w:r>
+        <w:rPr>
+          <w:rFonts w:ascii="OCR A Extended" w:hAnsi="OCR A Extended"/>
+          <w:sz w:val="22"/>
+          <w:szCs w:val="22"/>
+        </w:rPr>
+        <w:t>to</w:t>
+      </w:r>
+      <w:r>
+        <w:rPr>
+          <w:rFonts w:ascii="OCR A Extended" w:hAnsi="OCR A Extended"/>
+          <w:sz w:val="22"/>
+          <w:szCs w:val="22"/>
+        </w:rPr>
+        <w:t xml:space="preserve"> money form</w:t>
+      </w:r>
+      <w:r>
+        <w:rPr>
+          <w:rFonts w:ascii="OCR A Extended" w:hAnsi="OCR A Extended"/>
+          <w:sz w:val="22"/>
+          <w:szCs w:val="22"/>
+        </w:rPr>
+        <w:t>.</w:t>
+      </w:r>
+      <w:r>
+        <w:rPr>
+          <w:rFonts w:ascii="OCR A Extended" w:hAnsi="OCR A Extended"/>
+          <w:sz w:val="22"/>
+          <w:szCs w:val="22"/>
+        </w:rPr>
+        <w:t xml:space="preserve"> </w:t>
+      </w:r>
+      <w:r>
+        <w:rPr>
+          <w:rFonts w:ascii="OCR A Extended" w:hAnsi="OCR A Extended"/>
+          <w:sz w:val="22"/>
+          <w:szCs w:val="22"/>
+        </w:rPr>
+        <w:t>By e</w:t>
+      </w:r>
+      <w:r>
+        <w:rPr>
+          <w:rFonts w:ascii="OCR A Extended" w:hAnsi="OCR A Extended"/>
+          <w:sz w:val="22"/>
+          <w:szCs w:val="22"/>
+        </w:rPr>
+        <w:t xml:space="preserve">xchange </w:t>
+      </w:r>
+      <w:r>
+        <w:rPr>
+          <w:rFonts w:ascii="OCR A Extended" w:hAnsi="OCR A Extended"/>
+          <w:sz w:val="22"/>
+          <w:szCs w:val="22"/>
+        </w:rPr>
+        <w:t>the distribution of production is formalized, delivering the values</w:t>
+      </w:r>
+      <w:r>
+        <w:rPr>
+          <w:rFonts w:ascii="OCR A Extended" w:hAnsi="OCR A Extended"/>
+          <w:sz w:val="22"/>
+          <w:szCs w:val="22"/>
+        </w:rPr>
+        <w:t xml:space="preserve"> </w:t>
+      </w:r>
+      <w:r>
+        <w:rPr>
+          <w:rFonts w:ascii="OCR A Extended" w:hAnsi="OCR A Extended"/>
+          <w:sz w:val="22"/>
+          <w:szCs w:val="22"/>
+        </w:rPr>
+        <w:t>exchanged in</w:t>
+      </w:r>
+      <w:r>
+        <w:rPr>
+          <w:rFonts w:ascii="OCR A Extended" w:hAnsi="OCR A Extended"/>
+          <w:sz w:val="22"/>
+          <w:szCs w:val="22"/>
+        </w:rPr>
+        <w:t xml:space="preserve"> </w:t>
+      </w:r>
+      <w:r>
+        <w:rPr>
+          <w:rFonts w:ascii="OCR A Extended" w:hAnsi="OCR A Extended"/>
+          <w:sz w:val="22"/>
+          <w:szCs w:val="22"/>
+        </w:rPr>
+        <w:t>a volume</w:t>
+      </w:r>
+      <w:r>
+        <w:rPr>
+          <w:rFonts w:ascii="OCR A Extended" w:hAnsi="OCR A Extended"/>
+          <w:sz w:val="22"/>
+          <w:szCs w:val="22"/>
+        </w:rPr>
+        <w:t xml:space="preserve"> correspondent to the</w:t>
+      </w:r>
+      <w:r>
+        <w:rPr>
+          <w:rFonts w:ascii="OCR A Extended" w:hAnsi="OCR A Extended"/>
+          <w:sz w:val="22"/>
+          <w:szCs w:val="22"/>
+        </w:rPr>
+        <w:t xml:space="preserve"> magnitude of</w:t>
+      </w:r>
+      <w:r>
+        <w:rPr>
+          <w:rFonts w:ascii="OCR A Extended" w:hAnsi="OCR A Extended"/>
+          <w:sz w:val="22"/>
+          <w:szCs w:val="22"/>
+        </w:rPr>
+        <w:t xml:space="preserve"> value</w:t>
+      </w:r>
+      <w:r>
+        <w:rPr>
+          <w:rFonts w:ascii="OCR A Extended" w:hAnsi="OCR A Extended"/>
+          <w:sz w:val="22"/>
+          <w:szCs w:val="22"/>
+        </w:rPr>
+        <w:t xml:space="preserve"> </w:t>
+      </w:r>
+      <w:r>
+        <w:rPr>
+          <w:rFonts w:ascii="OCR A Extended" w:hAnsi="OCR A Extended"/>
+          <w:sz w:val="22"/>
+          <w:szCs w:val="22"/>
+        </w:rPr>
+        <w:t>represented in its universal equivalent as</w:t>
+      </w:r>
+      <w:r>
+        <w:rPr>
+          <w:rFonts w:ascii="OCR A Extended" w:hAnsi="OCR A Extended"/>
+          <w:sz w:val="22"/>
+          <w:szCs w:val="22"/>
+        </w:rPr>
+        <w:t xml:space="preserve"> </w:t>
+      </w:r>
+      <w:r>
+        <w:rPr>
+          <w:rFonts w:ascii="OCR A Extended" w:hAnsi="OCR A Extended"/>
+          <w:sz w:val="22"/>
+          <w:szCs w:val="22"/>
+        </w:rPr>
+        <w:t xml:space="preserve">the </w:t>
+      </w:r>
+      <w:r>
+        <w:rPr>
+          <w:rFonts w:ascii="OCR A Extended" w:hAnsi="OCR A Extended"/>
+          <w:sz w:val="22"/>
+          <w:szCs w:val="22"/>
+        </w:rPr>
+        <w:t>price</w:t>
+      </w:r>
+      <w:r>
+        <w:rPr>
+          <w:rFonts w:ascii="OCR A Extended" w:hAnsi="OCR A Extended"/>
+          <w:sz w:val="22"/>
+          <w:szCs w:val="22"/>
+        </w:rPr>
+        <w:t xml:space="preserve"> of the commodity</w:t>
+      </w:r>
+      <w:r>
+        <w:rPr>
+          <w:rFonts w:ascii="OCR A Extended" w:hAnsi="OCR A Extended"/>
+          <w:sz w:val="22"/>
+          <w:szCs w:val="22"/>
+        </w:rPr>
+        <w:t>,</w:t>
+      </w:r>
+    </w:p>
+    <w:p>
+      <w:pPr>
+        <w:pStyle w:val="Cuerpodeltexto0"/>
+        <w:tabs>
+          <w:tab w:val="left" w:pos="437"/>
+        </w:tabs>
+        <w:spacing w:line="480" w:lineRule="auto"/>
+        <w:ind w:firstLine="0"/>
+        <w:jc w:val="both"/>
+        <w:rPr>
+          <w:rFonts w:ascii="OCR A Extended" w:hAnsi="OCR A Extended"/>
+          <w:sz w:val="22"/>
+          <w:szCs w:val="22"/>
+        </w:rPr>
+      </w:pPr>
+    </w:p>
+    <w:p>
+      <w:pPr>
+        <w:pStyle w:val="Cuerpodeltexto0"/>
+        <w:tabs>
+          <w:tab w:val="left" w:pos="437"/>
+        </w:tabs>
+        <w:spacing w:line="480" w:lineRule="auto"/>
+        <w:ind w:firstLine="0"/>
+        <w:jc w:val="both"/>
+        <w:rPr>
+          <w:rFonts w:ascii="OCR A Extended" w:hAnsi="OCR A Extended"/>
+          <w:sz w:val="22"/>
+          <w:szCs w:val="22"/>
+        </w:rPr>
+      </w:pPr>
+    </w:p>
+    <w:p>
+      <w:pPr>
+        <w:pStyle w:val="Cuerpodeltexto0"/>
+        <w:tabs>
+          <w:tab w:val="left" w:pos="437"/>
+        </w:tabs>
+        <w:spacing w:line="480" w:lineRule="auto"/>
+        <w:ind w:firstLine="0"/>
+        <w:jc w:val="both"/>
+        <w:rPr>
+          <w:rFonts w:ascii="OCR A Extended" w:hAnsi="OCR A Extended"/>
+          <w:sz w:val="22"/>
+          <w:szCs w:val="22"/>
+        </w:rPr>
+      </w:pPr>
+    </w:p>
+    <w:p>
+      <w:pPr>
+        <w:pStyle w:val="Cuerpodeltexto0"/>
+        <w:tabs>
+          <w:tab w:val="left" w:pos="437"/>
+        </w:tabs>
+        <w:spacing w:line="480" w:lineRule="auto"/>
+        <w:ind w:firstLine="0"/>
+        <w:jc w:val="both"/>
+        <w:rPr>
+          <w:rFonts w:ascii="OCR A Extended" w:hAnsi="OCR A Extended"/>
+          <w:sz w:val="22"/>
+          <w:szCs w:val="22"/>
+        </w:rPr>
+      </w:pPr>
+    </w:p>
+    <w:p>
+      <w:pPr>
+        <w:pStyle w:val="Cuerpodeltexto0"/>
+        <w:tabs>
+          <w:tab w:val="left" w:pos="437"/>
+        </w:tabs>
+        <w:spacing w:line="480" w:lineRule="auto"/>
+        <w:ind w:firstLine="0"/>
         <w:jc w:val="both"/>
         <w:rPr>
           <w:rFonts w:ascii="OCR A Extended" w:hAnsi="OCR A Extended"/>
@@ -4053,6 +5440,54 @@
       <w:szCs w:val="20"/>
     </w:rPr>
   </w:style>
+  <w:style w:type="paragraph" w:styleId="Encabezado">
+    <w:name w:val="header"/>
+    <w:basedOn w:val="Normal"/>
+    <w:link w:val="EncabezadoCar"/>
+    <w:uiPriority w:val="99"/>
+    <w:unhideWhenUsed/>
+    <w:rsid w:val="00A81ABB"/>
+    <w:pPr>
+      <w:tabs>
+        <w:tab w:val="center" w:pos="4252"/>
+        <w:tab w:val="right" w:pos="8504"/>
+      </w:tabs>
+    </w:pPr>
+  </w:style>
+  <w:style w:type="character" w:customStyle="1" w:styleId="EncabezadoCar">
+    <w:name w:val="Encabezado Car"/>
+    <w:basedOn w:val="Fuentedeprrafopredeter"/>
+    <w:link w:val="Encabezado"/>
+    <w:uiPriority w:val="99"/>
+    <w:rsid w:val="00A81ABB"/>
+    <w:rPr>
+      <w:color w:val="000000"/>
+    </w:rPr>
+  </w:style>
+  <w:style w:type="paragraph" w:styleId="Piedepgina">
+    <w:name w:val="footer"/>
+    <w:basedOn w:val="Normal"/>
+    <w:link w:val="PiedepginaCar"/>
+    <w:uiPriority w:val="99"/>
+    <w:unhideWhenUsed/>
+    <w:rsid w:val="00A81ABB"/>
+    <w:pPr>
+      <w:tabs>
+        <w:tab w:val="center" w:pos="4252"/>
+        <w:tab w:val="right" w:pos="8504"/>
+      </w:tabs>
+    </w:pPr>
+  </w:style>
+  <w:style w:type="character" w:customStyle="1" w:styleId="PiedepginaCar">
+    <w:name w:val="Pie de página Car"/>
+    <w:basedOn w:val="Fuentedeprrafopredeter"/>
+    <w:link w:val="Piedepgina"/>
+    <w:uiPriority w:val="99"/>
+    <w:rsid w:val="00A81ABB"/>
+    <w:rPr>
+      <w:color w:val="000000"/>
+    </w:rPr>
+  </w:style>
 </w:styles>
 </file>
 
